--- a/Collatio/6/1. Textos/2. Limpios/6-I.docx
+++ b/Collatio/6/1. Textos/2. Limpios/6-I.docx
@@ -1,18 +1,30 @@
 
 <file path=word/document.xml><?xml version="1.0" encoding="utf-8"?>
-<w:document xmlns:wpc="http://schemas.microsoft.com/office/word/2010/wordprocessingCanvas" xmlns:cx="http://schemas.microsoft.com/office/drawing/2014/chartex" xmlns:cx1="http://schemas.microsoft.com/office/drawing/2015/9/8/chartex" xmlns:cx2="http://schemas.microsoft.com/office/drawing/2015/10/21/chartex" xmlns:cx3="http://schemas.microsoft.com/office/drawing/2016/5/9/chartex" xmlns:cx4="http://schemas.microsoft.com/office/drawing/2016/5/10/chartex" xmlns:cx5="http://schemas.microsoft.com/office/drawing/2016/5/11/chartex" xmlns:cx6="http://schemas.microsoft.com/office/drawing/2016/5/12/chartex" xmlns:cx7="http://schemas.microsoft.com/office/drawing/2016/5/13/chartex" xmlns:cx8="http://schemas.microsoft.com/office/drawing/2016/5/14/chartex" xmlns:mc="http://schemas.openxmlformats.org/markup-compatibility/2006" xmlns:aink="http://schemas.microsoft.com/office/drawing/2016/ink" xmlns:am3d="http://schemas.microsoft.com/office/drawing/2017/model3d" xmlns:o="urn:schemas-microsoft-com:office:office" xmlns:oel="http://schemas.microsoft.com/office/2019/extlst" xmlns:r="http://schemas.openxmlformats.org/officeDocument/2006/relationships" xmlns:m="http://schemas.openxmlformats.org/officeDocument/2006/math" xmlns:v="urn:schemas-microsoft-com:vml" xmlns:wp14="http://schemas.microsoft.com/office/word/2010/wordprocessingDrawing" xmlns:wp="http://schemas.openxmlformats.org/drawingml/2006/wordprocessingDrawing" xmlns:w10="urn:schemas-microsoft-com:office:word" xmlns:w="http://schemas.openxmlformats.org/wordprocessingml/2006/main" xmlns:w14="http://schemas.microsoft.com/office/word/2010/wordml" xmlns:w15="http://schemas.microsoft.com/office/word/2012/wordml" xmlns:w16cex="http://schemas.microsoft.com/office/word/2018/wordml/cex" xmlns:w16cid="http://schemas.microsoft.com/office/word/2016/wordml/cid" xmlns:w16="http://schemas.microsoft.com/office/word/2018/wordml" xmlns:w16sdtdh="http://schemas.microsoft.com/office/word/2020/wordml/sdtdatahash" xmlns:w16se="http://schemas.microsoft.com/office/word/2015/wordml/symex" xmlns:wpg="http://schemas.microsoft.com/office/word/2010/wordprocessingGroup" xmlns:wpi="http://schemas.microsoft.com/office/word/2010/wordprocessingInk" xmlns:wne="http://schemas.microsoft.com/office/word/2006/wordml" xmlns:wps="http://schemas.microsoft.com/office/word/2010/wordprocessingShape" mc:Ignorable="w14 w15 w16se w16cid w16 w16cex w16sdtdh wp14">
+<w:document xmlns:wpc="http://schemas.microsoft.com/office/word/2010/wordprocessingCanvas" xmlns:cx="http://schemas.microsoft.com/office/drawing/2014/chartex" xmlns:cx1="http://schemas.microsoft.com/office/drawing/2015/9/8/chartex" xmlns:cx2="http://schemas.microsoft.com/office/drawing/2015/10/21/chartex" xmlns:cx3="http://schemas.microsoft.com/office/drawing/2016/5/9/chartex" xmlns:cx4="http://schemas.microsoft.com/office/drawing/2016/5/10/chartex" xmlns:cx5="http://schemas.microsoft.com/office/drawing/2016/5/11/chartex" xmlns:cx6="http://schemas.microsoft.com/office/drawing/2016/5/12/chartex" xmlns:cx7="http://schemas.microsoft.com/office/drawing/2016/5/13/chartex" xmlns:cx8="http://schemas.microsoft.com/office/drawing/2016/5/14/chartex" xmlns:mc="http://schemas.openxmlformats.org/markup-compatibility/2006" xmlns:aink="http://schemas.microsoft.com/office/drawing/2016/ink" xmlns:am3d="http://schemas.microsoft.com/office/drawing/2017/model3d" xmlns:o="urn:schemas-microsoft-com:office:office" xmlns:oel="http://schemas.microsoft.com/office/2019/extlst" xmlns:r="http://schemas.openxmlformats.org/officeDocument/2006/relationships" xmlns:m="http://schemas.openxmlformats.org/officeDocument/2006/math" xmlns:v="urn:schemas-microsoft-com:vml" xmlns:wp14="http://schemas.microsoft.com/office/word/2010/wordprocessingDrawing" xmlns:wp="http://schemas.openxmlformats.org/drawingml/2006/wordprocessingDrawing" xmlns:w10="urn:schemas-microsoft-com:office:word" xmlns:w="http://schemas.openxmlformats.org/wordprocessingml/2006/main" xmlns:w14="http://schemas.microsoft.com/office/word/2010/wordml" xmlns:w15="http://schemas.microsoft.com/office/word/2012/wordml" xmlns:w16cex="http://schemas.microsoft.com/office/word/2018/wordml/cex" xmlns:w16cid="http://schemas.microsoft.com/office/word/2016/wordml/cid" xmlns:w16="http://schemas.microsoft.com/office/word/2018/wordml" xmlns:w16du="http://schemas.microsoft.com/office/word/2023/wordml/word16du" xmlns:w16sdtdh="http://schemas.microsoft.com/office/word/2020/wordml/sdtdatahash" xmlns:w16sdtfl="http://schemas.microsoft.com/office/word/2024/wordml/sdtformatlock" xmlns:w16se="http://schemas.microsoft.com/office/word/2015/wordml/symex" xmlns:wpg="http://schemas.microsoft.com/office/word/2010/wordprocessingGroup" xmlns:wpi="http://schemas.microsoft.com/office/word/2010/wordprocessingInk" xmlns:wne="http://schemas.microsoft.com/office/word/2006/wordml" xmlns:wps="http://schemas.microsoft.com/office/word/2010/wordprocessingShape" mc:Ignorable="w14 w15 w16se w16cid w16 w16cex w16sdtdh w16sdtfl w16du wp14">
   <w:body>
     <w:p>
+      <w:pPr>
+        <w:rPr>
+          <w:rFonts w:ascii="Brill" w:hAnsi="Brill"/>
+        </w:rPr>
+      </w:pPr>
       <w:r>
+        <w:rPr>
+          <w:rFonts w:ascii="Brill" w:hAnsi="Brill"/>
+        </w:rPr>
         <w:t>Dixo el diciplo al maestro ruego te que me digas por que razon es la trinidad de tres personas e non de mas nin menos respondio el maestro a la tu pregunta que me fazes quiero te responder a ella sepas que la trenidad son tres personas e encierran se en un dios quando bien contares todos los cuentos del mundo desde una que es la primera cuenta fasta mill no fallaremos que ninguna biene a estar la fuerça d ella en un punto si non de tres esto quiero provar por razon que veas que es ansi comiença luego en el primero cuento que es uno e fallaras que este uno que es señero en su cabo e si contares dos que es el segundo cuento fallaras que estos dos son contrarios e iguales que atal es uno como el otro e non sabras en qual comiença que tan bien començaras del uno como del otro pues vey el tercero cuento que son tres e fallaras cuento de tres que aquel que esta en medio faz el uno que sea comienço e el otro que sea cabo tal es la trenidad qu</w:t>
       </w:r>
       <w:r>
         <w:rPr>
+          <w:rFonts w:ascii="Brill" w:hAnsi="Brill"/>
           <w:lang w:val="es-ES"/>
         </w:rPr>
         <w:t xml:space="preserve"> </w:t>
       </w:r>
       <w:r>
+        <w:rPr>
+          <w:rFonts w:ascii="Brill" w:hAnsi="Brill"/>
+        </w:rPr>
         <w:t>el padre el comienço e el spiritu santo es el medio e el fijo es el tercero pues vee agora el cuento de quatro son dos primeros e dos postrimeros pues si despues quisieres fazer medianos abras y a poner dos o uno en el comienço o en el cabo e en esta guisa vernia la cuenta desigual ca non sabrias en qual de aquellas dos començarias medio ca si lo tomases en el primero de aquellos tres que estan en medio fincava el primero en su cabo e los dos para encima asi non hera el cuento igual bien asi por esta misma razon seria desigualada en todas las otras cuentas salvo este de tres e por esto dixo Abrahan vi tres e uno adore e non dixo Abrahan esto por que aquel uno pareciese e a los otros despreciase mas adorando a uno adorava a todos tres asi como la trinidad que tres personas se encierran en un dios ca el padre es fazedor e criador e comienço de todo e el fijo es redemidor e salvador del mundo e el espiritu santo es alumbrador e guiador e guardador de todas las cosas e qual es el uno tal es el otro e por eso se encierra en un dios la trinidad de la cuenta de tres personas</w:t>
       </w:r>
     </w:p>
@@ -27,7 +39,7 @@
 </file>
 
 <file path=word/styles.xml><?xml version="1.0" encoding="utf-8"?>
-<w:styles xmlns:mc="http://schemas.openxmlformats.org/markup-compatibility/2006" xmlns:r="http://schemas.openxmlformats.org/officeDocument/2006/relationships" xmlns:w="http://schemas.openxmlformats.org/wordprocessingml/2006/main" xmlns:w14="http://schemas.microsoft.com/office/word/2010/wordml" xmlns:w15="http://schemas.microsoft.com/office/word/2012/wordml" xmlns:w16cex="http://schemas.microsoft.com/office/word/2018/wordml/cex" xmlns:w16cid="http://schemas.microsoft.com/office/word/2016/wordml/cid" xmlns:w16="http://schemas.microsoft.com/office/word/2018/wordml" xmlns:w16sdtdh="http://schemas.microsoft.com/office/word/2020/wordml/sdtdatahash" xmlns:w16se="http://schemas.microsoft.com/office/word/2015/wordml/symex" mc:Ignorable="w14 w15 w16se w16cid w16 w16cex w16sdtdh">
+<w:styles xmlns:mc="http://schemas.openxmlformats.org/markup-compatibility/2006" xmlns:r="http://schemas.openxmlformats.org/officeDocument/2006/relationships" xmlns:w="http://schemas.openxmlformats.org/wordprocessingml/2006/main" xmlns:w14="http://schemas.microsoft.com/office/word/2010/wordml" xmlns:w15="http://schemas.microsoft.com/office/word/2012/wordml" xmlns:w16cex="http://schemas.microsoft.com/office/word/2018/wordml/cex" xmlns:w16cid="http://schemas.microsoft.com/office/word/2016/wordml/cid" xmlns:w16="http://schemas.microsoft.com/office/word/2018/wordml" xmlns:w16du="http://schemas.microsoft.com/office/word/2023/wordml/word16du" xmlns:w16sdtdh="http://schemas.microsoft.com/office/word/2020/wordml/sdtdatahash" xmlns:w16sdtfl="http://schemas.microsoft.com/office/word/2024/wordml/sdtformatlock" xmlns:w16se="http://schemas.microsoft.com/office/word/2015/wordml/symex" mc:Ignorable="w14 w15 w16se w16cid w16 w16cex w16sdtdh w16sdtfl w16du">
   <w:docDefaults>
     <w:rPrDefault>
       <w:rPr>
